--- a/KOA_MARIE_GERVAIS_NELLY_CV_EXECUTIVE.docx
+++ b/KOA_MARIE_GERVAIS_NELLY_CV_EXECUTIVE.docx
@@ -121,7 +121,7 @@
                 <w:color w:val="F8FAFC"/>
                 <w:sz w:val="15"/>
               </w:rPr>
-              <w:t>✉  koagervais85@gmail.com</w:t>
+              <w:t>✉  magenel85@gmail.com</w:t>
             </w:r>
           </w:p>
           <w:p>
